--- a/Documents explicatifs des dispositifs/Dispositif7a_Litterature_Ecrits_longs_EDL_CM1.docx
+++ b/Documents explicatifs des dispositifs/Dispositif7a_Litterature_Ecrits_longs_EDL_CM1.docx
@@ -1719,6 +1719,352 @@
       </w:r>
     </w:p>
     <w:bookmarkEnd w:id="31"/>
+    <w:p>
+      <w:pPr>
+        <w:pStyle w:val="Heading1"/>
+      </w:pPr>
+      <w:r>
+        <w:t xml:space="preserve">En CM2</w:t>
+      </w:r>
+    </w:p>
+    <w:p>
+      <w:pPr>
+        <w:pStyle w:val="Heading2"/>
+      </w:pPr>
+      <w:r>
+        <w:t xml:space="preserve">Lecture et carnet de lecteur</w:t>
+      </w:r>
+    </w:p>
+    <w:tbl>
+      <w:tblPr>
+        <w:tblW w:type="dxa" w:w="9600"/>
+        <w:tblBorders>
+          <w:top w:val="single" w:color="auto" w:sz="4"/>
+          <w:left w:val="single" w:color="auto" w:sz="4"/>
+          <w:bottom w:val="single" w:color="auto" w:sz="4"/>
+          <w:right w:val="single" w:color="auto" w:sz="4"/>
+          <w:insideH w:val="single" w:color="auto" w:sz="4"/>
+          <w:insideV w:val="single" w:color="auto" w:sz="4"/>
+        </w:tblBorders>
+        <w:tblCellMar>
+          <w:left w:w="80" w:type="dxa"/>
+          <w:right w:w="80" w:type="dxa"/>
+        </w:tblCellMar>
+      </w:tblPr>
+      <w:tblGrid>
+        <w:gridCol w:w="1541"/>
+        <w:gridCol w:w="3447"/>
+        <w:gridCol w:w="4610"/>
+      </w:tblGrid>
+      <w:tr>
+        <w:trPr>
+          <w:tblHeader/>
+        </w:trPr>
+        <w:tc>
+          <w:tcPr>
+            <w:tcW w:type="dxa" w:w="1541"/>
+            <w:shd w:fill="D9E2F3" w:val="clear"/>
+          </w:tcPr>
+          <w:p>
+            <w:pPr>
+              <w:spacing w:before="20" w:after="20"/>
+            </w:pPr>
+            <w:r>
+              <w:rPr>
+                <w:b/>
+                <w:bCs/>
+              </w:rPr>
+              <w:t xml:space="preserve">Élément</w:t>
+            </w:r>
+          </w:p>
+        </w:tc>
+        <w:tc>
+          <w:tcPr>
+            <w:tcW w:type="dxa" w:w="3447"/>
+            <w:shd w:fill="D9E2F3" w:val="clear"/>
+          </w:tcPr>
+          <w:p>
+            <w:pPr>
+              <w:spacing w:before="20" w:after="20"/>
+            </w:pPr>
+            <w:r>
+              <w:rPr>
+                <w:b/>
+                <w:bCs/>
+              </w:rPr>
+              <w:t xml:space="preserve">Programme CM1</w:t>
+            </w:r>
+          </w:p>
+        </w:tc>
+        <w:tc>
+          <w:tcPr>
+            <w:tcW w:type="dxa" w:w="4610"/>
+            <w:shd w:fill="D9E2F3" w:val="clear"/>
+          </w:tcPr>
+          <w:p>
+            <w:pPr>
+              <w:spacing w:before="20" w:after="20"/>
+            </w:pPr>
+            <w:r>
+              <w:rPr>
+                <w:b/>
+                <w:bCs/>
+              </w:rPr>
+              <w:t xml:space="preserve">Programme CM2</w:t>
+            </w:r>
+          </w:p>
+        </w:tc>
+      </w:tr>
+      <w:tr>
+        <w:tc>
+          <w:tcPr>
+            <w:tcW w:type="dxa" w:w="1541"/>
+          </w:tcPr>
+          <w:p>
+            <w:pPr>
+              <w:spacing w:before="20" w:after="20"/>
+            </w:pPr>
+            <w:r>
+              <w:t xml:space="preserve">Volume de lecture</w:t>
+            </w:r>
+          </w:p>
+        </w:tc>
+        <w:tc>
+          <w:tcPr>
+            <w:tcW w:type="dxa" w:w="3447"/>
+          </w:tcPr>
+          <w:p>
+            <w:pPr>
+              <w:spacing w:before="20" w:after="20"/>
+            </w:pPr>
+            <w:r>
+              <w:t xml:space="preserve">Au moins 2 œuvres du patrimoine et 5 ouvrages de littérature de jeunesse</w:t>
+            </w:r>
+          </w:p>
+        </w:tc>
+        <w:tc>
+          <w:tcPr>
+            <w:tcW w:type="dxa" w:w="4610"/>
+          </w:tcPr>
+          <w:p>
+            <w:pPr>
+              <w:spacing w:before="20" w:after="20"/>
+            </w:pPr>
+            <w:r>
+              <w:t xml:space="preserve">Au moins 3 œuvres du patrimoine et 4 ouvrages de littérature de jeunesse</w:t>
+            </w:r>
+          </w:p>
+        </w:tc>
+      </w:tr>
+      <w:tr>
+        <w:tc>
+          <w:tcPr>
+            <w:tcW w:type="dxa" w:w="1541"/>
+          </w:tcPr>
+          <w:p>
+            <w:pPr>
+              <w:spacing w:before="20" w:after="20"/>
+            </w:pPr>
+            <w:r>
+              <w:t xml:space="preserve">Fluence</w:t>
+            </w:r>
+          </w:p>
+        </w:tc>
+        <w:tc>
+          <w:tcPr>
+            <w:tcW w:type="dxa" w:w="3447"/>
+          </w:tcPr>
+          <w:p>
+            <w:pPr>
+              <w:spacing w:before="20" w:after="20"/>
+            </w:pPr>
+            <w:r>
+              <w:t xml:space="preserve">110 mots par minute en moyenne</w:t>
+            </w:r>
+          </w:p>
+        </w:tc>
+        <w:tc>
+          <w:tcPr>
+            <w:tcW w:type="dxa" w:w="4610"/>
+          </w:tcPr>
+          <w:p>
+            <w:pPr>
+              <w:spacing w:before="20" w:after="20"/>
+            </w:pPr>
+            <w:r>
+              <w:t xml:space="preserve">120 mots par minute en moyenne ; lecture à voix haute d’un texte long, après préparation</w:t>
+            </w:r>
+          </w:p>
+        </w:tc>
+      </w:tr>
+      <w:tr>
+        <w:tc>
+          <w:tcPr>
+            <w:tcW w:type="dxa" w:w="1541"/>
+          </w:tcPr>
+          <w:p>
+            <w:pPr>
+              <w:spacing w:before="20" w:after="20"/>
+            </w:pPr>
+            <w:r>
+              <w:t xml:space="preserve">Compréhension</w:t>
+            </w:r>
+          </w:p>
+        </w:tc>
+        <w:tc>
+          <w:tcPr>
+            <w:tcW w:type="dxa" w:w="3447"/>
+          </w:tcPr>
+          <w:p>
+            <w:pPr>
+              <w:spacing w:before="20" w:after="20"/>
+            </w:pPr>
+            <w:r>
+              <w:t xml:space="preserve">—</w:t>
+            </w:r>
+          </w:p>
+        </w:tc>
+        <w:tc>
+          <w:tcPr>
+            <w:tcW w:type="dxa" w:w="4610"/>
+          </w:tcPr>
+          <w:p>
+            <w:pPr>
+              <w:spacing w:before="20" w:after="20"/>
+            </w:pPr>
+            <w:r>
+              <w:t xml:space="preserve">Restituer l’essentiel d’un texte (explicite et implicite) ; reconnaître et nommer les principaux genres littéraires</w:t>
+            </w:r>
+          </w:p>
+        </w:tc>
+      </w:tr>
+      <w:tr>
+        <w:tc>
+          <w:tcPr>
+            <w:tcW w:type="dxa" w:w="1541"/>
+          </w:tcPr>
+          <w:p>
+            <w:pPr>
+              <w:spacing w:before="20" w:after="20"/>
+            </w:pPr>
+            <w:r>
+              <w:t xml:space="preserve">Appropriation</w:t>
+            </w:r>
+          </w:p>
+        </w:tc>
+        <w:tc>
+          <w:tcPr>
+            <w:tcW w:type="dxa" w:w="3447"/>
+          </w:tcPr>
+          <w:p>
+            <w:pPr>
+              <w:spacing w:before="20" w:after="20"/>
+            </w:pPr>
+            <w:r>
+              <w:t xml:space="preserve">—</w:t>
+            </w:r>
+          </w:p>
+        </w:tc>
+        <w:tc>
+          <w:tcPr>
+            <w:tcW w:type="dxa" w:w="4610"/>
+          </w:tcPr>
+          <w:p>
+            <w:pPr>
+              <w:spacing w:before="20" w:after="20"/>
+            </w:pPr>
+            <w:r>
+              <w:t xml:space="preserve">Mettre en relation le texte avec une autre œuvre, une autre référence culturelle, ses expériences personnelles</w:t>
+            </w:r>
+          </w:p>
+        </w:tc>
+      </w:tr>
+    </w:tbl>
+    <w:p/>
+    <w:p>
+      <w:pPr>
+        <w:pStyle w:val="BodyText"/>
+      </w:pPr>
+      <w:r>
+        <w:t xml:space="preserve">Le carnet de lecteur garde le même statut (personnel, non noté). En CM2, on y ajoute le genre de l’œuvre et les liens avec d’autres œuvres déjà lues.</w:t>
+      </w:r>
+    </w:p>
+    <w:p>
+      <w:pPr>
+        <w:pStyle w:val="Heading2"/>
+      </w:pPr>
+      <w:r>
+        <w:t xml:space="preserve">Écrits longs</w:t>
+      </w:r>
+    </w:p>
+    <w:p>
+      <w:pPr>
+        <w:pStyle w:val="BodyText"/>
+      </w:pPr>
+      <w:r>
+        <w:t xml:space="preserve">La démarche en dix étapes ne change pas. Les situations d’écriture du CM2 ajoutent la description et le dialogue, l’avis nuancé, la suite de texte enrichie d’un dialogue ou d’une description, et l’attention à la cohérence textuelle.</w:t>
+      </w:r>
+    </w:p>
+    <w:p>
+      <w:pPr>
+        <w:pStyle w:val="Heading2"/>
+      </w:pPr>
+      <w:r>
+        <w:t xml:space="preserve">Interaction avec l’étude de la langue (CM2)</w:t>
+      </w:r>
+    </w:p>
+    <w:p>
+      <w:pPr>
+        <w:pStyle w:val="BodyText"/>
+        <w:numPr>
+          <w:ilvl w:val="0"/>
+          <w:numId w:val="1000"/>
+        </w:numPr>
+        <w:spacing w:after="60"/>
+      </w:pPr>
+      <w:r>
+        <w:t xml:space="preserve">Grammaire : phrase complexe (G2), complément du nom et attribut (G3, G7), sujet inversé après des paroles rapportées (G1, G5).</w:t>
+      </w:r>
+    </w:p>
+    <w:p>
+      <w:pPr>
+        <w:pStyle w:val="BodyText"/>
+        <w:numPr>
+          <w:ilvl w:val="0"/>
+          <w:numId w:val="1000"/>
+        </w:numPr>
+        <w:spacing w:after="60"/>
+      </w:pPr>
+      <w:r>
+        <w:t xml:space="preserve">Conjugaison : un récit au passé peut être écrit à l’imparfait et au passé simple une fois C3 validée ; C6 (plus-que-parfait) et C7 (passé simple des verbes irréguliers) enrichissent les récits.</w:t>
+      </w:r>
+    </w:p>
+    <w:p>
+      <w:pPr>
+        <w:pStyle w:val="BodyText"/>
+        <w:numPr>
+          <w:ilvl w:val="0"/>
+          <w:numId w:val="1000"/>
+        </w:numPr>
+        <w:spacing w:after="60"/>
+      </w:pPr>
+      <w:r>
+        <w:t xml:space="preserve">Homophones : les paires du CM2 (sans / s’en, donc / dont, quel / qu’elle) entrent dans la relecture une fois H8 validée.</w:t>
+      </w:r>
+    </w:p>
+    <w:p>
+      <w:pPr>
+        <w:pStyle w:val="BodyText"/>
+        <w:numPr>
+          <w:ilvl w:val="0"/>
+          <w:numId w:val="1000"/>
+        </w:numPr>
+        <w:spacing w:after="60"/>
+      </w:pPr>
+      <w:r>
+        <w:t xml:space="preserve">Vocabulaire : champ lexical (V5) pour créer une ambiance, polysémie (V6), dictionnaire (V2).</w:t>
+      </w:r>
+    </w:p>
     <w:sectPr>
       <w:pgSz w:w="11906" w:h="16838"/>
       <w:pgMar w:left="1020" w:right="1020" w:top="907" w:bottom="907"/>

--- a/Documents explicatifs des dispositifs/Dispositif7a_Litterature_Ecrits_longs_EDL_CM1.docx
+++ b/Documents explicatifs des dispositifs/Dispositif7a_Litterature_Ecrits_longs_EDL_CM1.docx
@@ -2063,6 +2063,240 @@
       </w:pPr>
       <w:r>
         <w:t xml:space="preserve">Vocabulaire : champ lexical (V5) pour créer une ambiance, polysémie (V6), dictionnaire (V2).</w:t>
+      </w:r>
+    </w:p>
+    <w:p>
+      <w:pPr>
+        <w:pStyle w:val="Heading1"/>
+      </w:pPr>
+      <w:r>
+        <w:t xml:space="preserve">En CE2</w:t>
+      </w:r>
+    </w:p>
+    <w:p>
+      <w:pPr>
+        <w:pStyle w:val="Heading2"/>
+      </w:pPr>
+      <w:r>
+        <w:t xml:space="preserve">Lecture et carnet de lecteur</w:t>
+      </w:r>
+    </w:p>
+    <w:tbl>
+      <w:tblPr>
+        <w:tblW w:type="dxa" w:w="9600"/>
+        <w:tblBorders>
+          <w:top w:val="single" w:color="auto" w:sz="4"/>
+          <w:left w:val="single" w:color="auto" w:sz="4"/>
+          <w:bottom w:val="single" w:color="auto" w:sz="4"/>
+          <w:right w:val="single" w:color="auto" w:sz="4"/>
+          <w:insideH w:val="single" w:color="auto" w:sz="4"/>
+          <w:insideV w:val="single" w:color="auto" w:sz="4"/>
+        </w:tblBorders>
+        <w:tblCellMar>
+          <w:left w:w="80" w:type="dxa"/>
+          <w:right w:w="80" w:type="dxa"/>
+        </w:tblCellMar>
+      </w:tblPr>
+      <w:tblGrid>
+        <w:gridCol w:w="2294"/>
+        <w:gridCol w:w="7305"/>
+      </w:tblGrid>
+      <w:tr>
+        <w:trPr>
+          <w:tblHeader/>
+        </w:trPr>
+        <w:tc>
+          <w:tcPr>
+            <w:tcW w:type="dxa" w:w="2294"/>
+            <w:shd w:fill="D9E2F3" w:val="clear"/>
+          </w:tcPr>
+          <w:p>
+            <w:pPr>
+              <w:spacing w:before="20" w:after="20"/>
+            </w:pPr>
+            <w:r>
+              <w:rPr>
+                <w:b/>
+                <w:bCs/>
+              </w:rPr>
+              <w:t xml:space="preserve">Élément</w:t>
+            </w:r>
+          </w:p>
+        </w:tc>
+        <w:tc>
+          <w:tcPr>
+            <w:tcW w:type="dxa" w:w="7305"/>
+            <w:shd w:fill="D9E2F3" w:val="clear"/>
+          </w:tcPr>
+          <w:p>
+            <w:pPr>
+              <w:spacing w:before="20" w:after="20"/>
+            </w:pPr>
+            <w:r>
+              <w:rPr>
+                <w:b/>
+                <w:bCs/>
+              </w:rPr>
+              <w:t xml:space="preserve">Programme CE2</w:t>
+            </w:r>
+          </w:p>
+        </w:tc>
+      </w:tr>
+      <w:tr>
+        <w:tc>
+          <w:tcPr>
+            <w:tcW w:type="dxa" w:w="2294"/>
+          </w:tcPr>
+          <w:p>
+            <w:pPr>
+              <w:spacing w:before="20" w:after="20"/>
+            </w:pPr>
+            <w:r>
+              <w:t xml:space="preserve">Volume de lecture</w:t>
+            </w:r>
+          </w:p>
+        </w:tc>
+        <w:tc>
+          <w:tcPr>
+            <w:tcW w:type="dxa" w:w="7305"/>
+          </w:tcPr>
+          <w:p>
+            <w:pPr>
+              <w:spacing w:before="20" w:after="20"/>
+            </w:pPr>
+            <w:r>
+              <w:t xml:space="preserve">5 à 10 œuvres complètes et variées (albums, romans, contes, fables, poèmes, théâtre, documentaires)</w:t>
+            </w:r>
+          </w:p>
+        </w:tc>
+      </w:tr>
+      <w:tr>
+        <w:tc>
+          <w:tcPr>
+            <w:tcW w:type="dxa" w:w="2294"/>
+          </w:tcPr>
+          <w:p>
+            <w:pPr>
+              <w:spacing w:before="20" w:after="20"/>
+            </w:pPr>
+            <w:r>
+              <w:t xml:space="preserve">Fluence</w:t>
+            </w:r>
+          </w:p>
+        </w:tc>
+        <w:tc>
+          <w:tcPr>
+            <w:tcW w:type="dxa" w:w="7305"/>
+          </w:tcPr>
+          <w:p>
+            <w:pPr>
+              <w:spacing w:before="20" w:after="20"/>
+            </w:pPr>
+            <w:r>
+              <w:t xml:space="preserve">90 mots par minute ; lecture expressive en respectant la ponctuation et les liaisons</w:t>
+            </w:r>
+          </w:p>
+        </w:tc>
+      </w:tr>
+      <w:tr>
+        <w:tc>
+          <w:tcPr>
+            <w:tcW w:type="dxa" w:w="2294"/>
+          </w:tcPr>
+          <w:p>
+            <w:pPr>
+              <w:spacing w:before="20" w:after="20"/>
+            </w:pPr>
+            <w:r>
+              <w:t xml:space="preserve">Compréhension</w:t>
+            </w:r>
+          </w:p>
+        </w:tc>
+        <w:tc>
+          <w:tcPr>
+            <w:tcW w:type="dxa" w:w="7305"/>
+          </w:tcPr>
+          <w:p>
+            <w:pPr>
+              <w:spacing w:before="20" w:after="20"/>
+            </w:pPr>
+            <w:r>
+              <w:t xml:space="preserve">Texte narratif, informatif ou prescriptif d’une vingtaine de lignes en autonomie ; inférences ; reprises d’un nom par un pronom</w:t>
+            </w:r>
+          </w:p>
+        </w:tc>
+      </w:tr>
+    </w:tbl>
+    <w:p/>
+    <w:p>
+      <w:pPr>
+        <w:pStyle w:val="BodyText"/>
+      </w:pPr>
+      <w:r>
+        <w:t xml:space="preserve">Le carnet de lecteur garde le même statut (personnel, non noté).</w:t>
+      </w:r>
+    </w:p>
+    <w:p>
+      <w:pPr>
+        <w:pStyle w:val="Heading2"/>
+      </w:pPr>
+      <w:r>
+        <w:t xml:space="preserve">Écrits longs</w:t>
+      </w:r>
+    </w:p>
+    <w:p>
+      <w:pPr>
+        <w:pStyle w:val="BodyText"/>
+      </w:pPr>
+      <w:r>
+        <w:t xml:space="preserve">Au CE2, l’écrit long est un texte d’une dizaine de lignes, préparé au brouillon et amélioré avec les indications de l’enseignant.</w:t>
+      </w:r>
+    </w:p>
+    <w:p>
+      <w:pPr>
+        <w:pStyle w:val="Heading2"/>
+      </w:pPr>
+      <w:r>
+        <w:t xml:space="preserve">Interaction avec l’étude de la langue (CE2)</w:t>
+      </w:r>
+    </w:p>
+    <w:p>
+      <w:pPr>
+        <w:pStyle w:val="BodyText"/>
+        <w:numPr>
+          <w:ilvl w:val="0"/>
+          <w:numId w:val="1000"/>
+        </w:numPr>
+        <w:spacing w:after="60"/>
+      </w:pPr>
+      <w:r>
+        <w:t xml:space="preserve">Grammaire : phrases déclaratives, interrogatives, impératives ; guillemets du dialogue (G2) ; accords dans le groupe nominal et sujet-verbe (G3, G5, G7).</w:t>
+      </w:r>
+    </w:p>
+    <w:p>
+      <w:pPr>
+        <w:pStyle w:val="BodyText"/>
+        <w:numPr>
+          <w:ilvl w:val="0"/>
+          <w:numId w:val="1000"/>
+        </w:numPr>
+        <w:spacing w:after="60"/>
+      </w:pPr>
+      <w:r>
+        <w:t xml:space="preserve">Conjugaison : récit au présent, au futur, à l’imparfait ou au passé composé ; les verbes irréguliers avec le tableau affiché jusqu’à C6 et C7.</w:t>
+      </w:r>
+    </w:p>
+    <w:p>
+      <w:pPr>
+        <w:pStyle w:val="BodyText"/>
+        <w:numPr>
+          <w:ilvl w:val="0"/>
+          <w:numId w:val="1000"/>
+        </w:numPr>
+        <w:spacing w:after="60"/>
+      </w:pPr>
+      <w:r>
+        <w:t xml:space="preserve">Homophones : a / à, ont / on, est / et, sont / son en relecture une fois H8 validée.</w:t>
       </w:r>
     </w:p>
     <w:sectPr>

--- a/Documents explicatifs des dispositifs/Dispositif7a_Litterature_Ecrits_longs_EDL_CM1.docx
+++ b/Documents explicatifs des dispositifs/Dispositif7a_Litterature_Ecrits_longs_EDL_CM1.docx
@@ -2284,19 +2284,6 @@
       </w:pPr>
       <w:r>
         <w:t xml:space="preserve">Conjugaison : récit au présent, au futur, à l’imparfait ou au passé composé ; les verbes irréguliers avec le tableau affiché jusqu’à C6 et C7.</w:t>
-      </w:r>
-    </w:p>
-    <w:p>
-      <w:pPr>
-        <w:pStyle w:val="BodyText"/>
-        <w:numPr>
-          <w:ilvl w:val="0"/>
-          <w:numId w:val="1000"/>
-        </w:numPr>
-        <w:spacing w:after="60"/>
-      </w:pPr>
-      <w:r>
-        <w:t xml:space="preserve">Homophones : a / à, ont / on, est / et, sont / son en relecture une fois H8 validée.</w:t>
       </w:r>
     </w:p>
     <w:sectPr>
